--- a/data/drop/drop-BOLL/BOLL_MACD_RSI_Downtrend_Report_2026-09-21.docx
+++ b/data/drop/drop-BOLL/BOLL_MACD_RSI_Downtrend_Report_2026-09-21.docx
@@ -630,7 +630,7 @@
     </w:p>
     <w:p>
       <w:r>
-        <w:t>成交量：当日成交量 9213000；20日平均成交量 9122620；成交量倍数 1.01。</w:t>
+        <w:t>成交量：当日成交量 9263600；20日平均成交量 9125150；成交量倍数 1.02。</w:t>
       </w:r>
     </w:p>
     <w:p>
@@ -673,7 +673,7 @@
     </w:p>
     <w:p>
       <w:r>
-        <w:t>成交量：当日成交量 35366100；20日平均成交量 40049190；成交量倍数 0.88。</w:t>
+        <w:t>成交量：当日成交量 35547100；20日平均成交量 40058240；成交量倍数 0.89。</w:t>
       </w:r>
     </w:p>
     <w:p>
@@ -759,7 +759,7 @@
     </w:p>
     <w:p>
       <w:r>
-        <w:t>成交量：当日成交量 17471100；20日平均成交量 14910295；成交量倍数 1.17。</w:t>
+        <w:t>成交量：当日成交量 17531100；20日平均成交量 14913295；成交量倍数 1.18。</w:t>
       </w:r>
     </w:p>
     <w:p>
@@ -845,7 +845,7 @@
     </w:p>
     <w:p>
       <w:r>
-        <w:t>成交量：当日成交量 22329400；20日平均成交量 30445680；成交量倍数 0.73。</w:t>
+        <w:t>成交量：当日成交量 22418300；20日平均成交量 30450125；成交量倍数 0.74。</w:t>
       </w:r>
     </w:p>
     <w:p>
@@ -888,7 +888,7 @@
     </w:p>
     <w:p>
       <w:r>
-        <w:t>成交量：当日成交量 16439800；20日平均成交量 16448470；成交量倍数 1.00。</w:t>
+        <w:t>成交量：当日成交量 16512400；20日平均成交量 16452100；成交量倍数 1.00。</w:t>
       </w:r>
     </w:p>
     <w:p>
@@ -931,7 +931,7 @@
     </w:p>
     <w:p>
       <w:r>
-        <w:t>成交量：当日成交量 14456400；20日平均成交量 10623730；成交量倍数 1.36。</w:t>
+        <w:t>成交量：当日成交量 14506900；20日平均成交量 10626255；成交量倍数 1.37。</w:t>
       </w:r>
     </w:p>
     <w:p>
@@ -974,7 +974,7 @@
     </w:p>
     <w:p>
       <w:r>
-        <w:t>成交量：当日成交量 10380700；20日平均成交量 10886780；成交量倍数 0.95。</w:t>
+        <w:t>成交量：当日成交量 10442700；20日平均成交量 10889880；成交量倍数 0.96。</w:t>
       </w:r>
     </w:p>
     <w:p>
@@ -1017,7 +1017,7 @@
     </w:p>
     <w:p>
       <w:r>
-        <w:t>成交量：当日成交量 28060600；20日平均成交量 25147830；成交量倍数 1.12。</w:t>
+        <w:t>成交量：当日成交量 28174400；20日平均成交量 25153520；成交量倍数 1.12。</w:t>
       </w:r>
     </w:p>
     <w:p>
@@ -1103,7 +1103,7 @@
     </w:p>
     <w:p>
       <w:r>
-        <w:t>成交量：当日成交量 12184500；20日平均成交量 9634395；成交量倍数 1.26。</w:t>
+        <w:t>成交量：当日成交量 12238200；20日平均成交量 9637080；成交量倍数 1.27。</w:t>
       </w:r>
     </w:p>
     <w:p>
